--- a/squads/vmo-autonomo/projects/DEM-2026-007/01-qualificacao/qualificacao.docx
+++ b/squads/vmo-autonomo/projects/DEM-2026-007/01-qualificacao/qualificacao.docx
@@ -56,9 +56,11 @@
     </w:p>
     <w:p/>
     <w:p>
-      <w:r>
-        <w:t>────────────────────────────────────────────────────────────</w:t>
-      </w:r>
+      <w:pPr>
+        <w:pBdr>
+          <w:bottom w:val="single" w:sz="6" w:space="1" w:color="CCCCCC"/>
+        </w:pBdr>
+      </w:pPr>
     </w:p>
     <w:p/>
     <w:p>
@@ -67,8 +69,11 @@
       </w:pPr>
       <w:r>
         <w:rPr>
-          <w:color w:val="2E74B5"/>
-          <w:sz w:val="28"/>
+          <w:rFonts w:ascii="Calibri" w:hAnsi="Calibri"/>
+          <w:b/>
+          <w:i w:val="0"/>
+          <w:color w:val="1E5296"/>
+          <w:sz w:val="25"/>
         </w:rPr>
         <w:t>Resumo da Demanda</w:t>
       </w:r>
@@ -111,9 +116,11 @@
     </w:p>
     <w:p/>
     <w:p>
-      <w:r>
-        <w:t>────────────────────────────────────────────────────────────</w:t>
-      </w:r>
+      <w:pPr>
+        <w:pBdr>
+          <w:bottom w:val="single" w:sz="6" w:space="1" w:color="CCCCCC"/>
+        </w:pBdr>
+      </w:pPr>
     </w:p>
     <w:p/>
     <w:p>
@@ -122,8 +129,11 @@
       </w:pPr>
       <w:r>
         <w:rPr>
-          <w:color w:val="2E74B5"/>
-          <w:sz w:val="28"/>
+          <w:rFonts w:ascii="Calibri" w:hAnsi="Calibri"/>
+          <w:b/>
+          <w:i w:val="0"/>
+          <w:color w:val="1E5296"/>
+          <w:sz w:val="25"/>
         </w:rPr>
         <w:t>Claims de Alto Risco — Status Atualizado (v2)</w:t>
       </w:r>
@@ -132,27 +142,29 @@
     <w:tbl>
       <w:tblPr>
         <w:tblStyle w:val="TableGrid"/>
-        <w:tblW w:type="auto" w:w="0"/>
         <w:tblLook w:firstColumn="1" w:firstRow="1" w:lastColumn="0" w:lastRow="0" w:noHBand="0" w:noVBand="1" w:val="04A0"/>
+        <w:tblW w:w="8900" w:type="dxa"/>
+        <w:tblLayout w:type="fixed"/>
       </w:tblPr>
       <w:tblGrid>
-        <w:gridCol w:w="1757"/>
-        <w:gridCol w:w="1757"/>
-        <w:gridCol w:w="1757"/>
-        <w:gridCol w:w="1757"/>
-        <w:gridCol w:w="1757"/>
+        <w:gridCol w:w="1780"/>
+        <w:gridCol w:w="1780"/>
+        <w:gridCol w:w="1780"/>
+        <w:gridCol w:w="1780"/>
+        <w:gridCol w:w="1780"/>
       </w:tblGrid>
       <w:tr>
         <w:tc>
           <w:tcPr>
-            <w:tcW w:type="dxa" w:w="1757"/>
-            <w:shd w:val="clear" w:color="auto" w:fill="D6E4F0"/>
+            <w:tcW w:w="1780" w:type="dxa"/>
+            <w:shd w:val="clear" w:color="auto" w:fill="1A3A5C"/>
           </w:tcPr>
           <w:p>
             <w:r>
               <w:rPr>
                 <w:b/>
-                <w:sz w:val="20"/>
+                <w:color w:val="FFFFFF"/>
+                <w:sz w:val="19"/>
               </w:rPr>
               <w:t>Claim</w:t>
             </w:r>
@@ -160,14 +172,15 @@
         </w:tc>
         <w:tc>
           <w:tcPr>
-            <w:tcW w:type="dxa" w:w="1757"/>
-            <w:shd w:val="clear" w:color="auto" w:fill="D6E4F0"/>
+            <w:tcW w:w="1780" w:type="dxa"/>
+            <w:shd w:val="clear" w:color="auto" w:fill="1A3A5C"/>
           </w:tcPr>
           <w:p>
             <w:r>
               <w:rPr>
                 <w:b/>
-                <w:sz w:val="20"/>
+                <w:color w:val="FFFFFF"/>
+                <w:sz w:val="19"/>
               </w:rPr>
               <w:t>Fonte</w:t>
             </w:r>
@@ -175,14 +188,15 @@
         </w:tc>
         <w:tc>
           <w:tcPr>
-            <w:tcW w:type="dxa" w:w="1757"/>
-            <w:shd w:val="clear" w:color="auto" w:fill="D6E4F0"/>
+            <w:tcW w:w="1780" w:type="dxa"/>
+            <w:shd w:val="clear" w:color="auto" w:fill="1A3A5C"/>
           </w:tcPr>
           <w:p>
             <w:r>
               <w:rPr>
                 <w:b/>
-                <w:sz w:val="20"/>
+                <w:color w:val="FFFFFF"/>
+                <w:sz w:val="19"/>
               </w:rPr>
               <w:t>Evidência disponível</w:t>
             </w:r>
@@ -190,14 +204,15 @@
         </w:tc>
         <w:tc>
           <w:tcPr>
-            <w:tcW w:type="dxa" w:w="1757"/>
-            <w:shd w:val="clear" w:color="auto" w:fill="D6E4F0"/>
+            <w:tcW w:w="1780" w:type="dxa"/>
+            <w:shd w:val="clear" w:color="auto" w:fill="1A3A5C"/>
           </w:tcPr>
           <w:p>
             <w:r>
               <w:rPr>
                 <w:b/>
-                <w:sz w:val="20"/>
+                <w:color w:val="FFFFFF"/>
+                <w:sz w:val="19"/>
               </w:rPr>
               <w:t>Status v2</w:t>
             </w:r>
@@ -205,14 +220,15 @@
         </w:tc>
         <w:tc>
           <w:tcPr>
-            <w:tcW w:type="dxa" w:w="1757"/>
-            <w:shd w:val="clear" w:color="auto" w:fill="D6E4F0"/>
+            <w:tcW w:w="1780" w:type="dxa"/>
+            <w:shd w:val="clear" w:color="auto" w:fill="1A3A5C"/>
           </w:tcPr>
           <w:p>
             <w:r>
               <w:rPr>
                 <w:b/>
-                <w:sz w:val="20"/>
+                <w:color w:val="FFFFFF"/>
+                <w:sz w:val="19"/>
               </w:rPr>
               <w:t>Impacto na análise</w:t>
             </w:r>
@@ -222,12 +238,12 @@
       <w:tr>
         <w:tc>
           <w:tcPr>
-            <w:tcW w:type="dxa" w:w="1757"/>
+            <w:tcW w:w="1780" w:type="dxa"/>
           </w:tcPr>
           <w:p>
             <w:r>
               <w:rPr>
-                <w:sz w:val="20"/>
+                <w:sz w:val="19"/>
               </w:rPr>
               <w:t>"É só uma replicação"</w:t>
             </w:r>
@@ -235,12 +251,12 @@
         </w:tc>
         <w:tc>
           <w:tcPr>
-            <w:tcW w:type="dxa" w:w="1757"/>
+            <w:tcW w:w="1780" w:type="dxa"/>
           </w:tcPr>
           <w:p>
             <w:r>
               <w:rPr>
-                <w:sz w:val="20"/>
+                <w:sz w:val="19"/>
               </w:rPr>
               <w:t>E-mail Noemia</w:t>
             </w:r>
@@ -248,12 +264,12 @@
         </w:tc>
         <w:tc>
           <w:tcPr>
-            <w:tcW w:type="dxa" w:w="1757"/>
+            <w:tcW w:w="1780" w:type="dxa"/>
           </w:tcPr>
           <w:p>
             <w:r>
               <w:rPr>
-                <w:sz w:val="20"/>
+                <w:sz w:val="19"/>
               </w:rPr>
               <w:t>PARCIAL — existência confirmada na Div. Logística; sem documentação técnica formal; ajustes desconhecidos</w:t>
             </w:r>
@@ -261,12 +277,12 @@
         </w:tc>
         <w:tc>
           <w:tcPr>
-            <w:tcW w:type="dxa" w:w="1757"/>
+            <w:tcW w:w="1780" w:type="dxa"/>
           </w:tcPr>
           <w:p>
             <w:r>
               <w:rPr>
-                <w:sz w:val="20"/>
+                <w:sz w:val="19"/>
               </w:rPr>
               <w:t>ABERTO (CB-2 → fase de requisitos)</w:t>
             </w:r>
@@ -274,12 +290,12 @@
         </w:tc>
         <w:tc>
           <w:tcPr>
-            <w:tcW w:type="dxa" w:w="1757"/>
+            <w:tcW w:w="1780" w:type="dxa"/>
           </w:tcPr>
           <w:p>
             <w:r>
               <w:rPr>
-                <w:sz w:val="20"/>
+                <w:sz w:val="19"/>
               </w:rPr>
               <w:t>Viabilidade Técnica: sobe para 6/10 (existência real confirmada); Esforço: mantém 5/10 (incerteza em ajustes)</w:t>
             </w:r>
@@ -289,12 +305,13 @@
       <w:tr>
         <w:tc>
           <w:tcPr>
-            <w:tcW w:type="dxa" w:w="1757"/>
+            <w:tcW w:w="1780" w:type="dxa"/>
+            <w:shd w:val="clear" w:color="auto" w:fill="F0F5FB"/>
           </w:tcPr>
           <w:p>
             <w:r>
               <w:rPr>
-                <w:sz w:val="20"/>
+                <w:sz w:val="19"/>
               </w:rPr>
               <w:t>"Custo zero"</w:t>
             </w:r>
@@ -302,12 +319,13 @@
         </w:tc>
         <w:tc>
           <w:tcPr>
-            <w:tcW w:type="dxa" w:w="1757"/>
+            <w:tcW w:w="1780" w:type="dxa"/>
+            <w:shd w:val="clear" w:color="auto" w:fill="F0F5FB"/>
           </w:tcPr>
           <w:p>
             <w:r>
               <w:rPr>
-                <w:sz w:val="20"/>
+                <w:sz w:val="19"/>
               </w:rPr>
               <w:t>Autorização Walace</w:t>
             </w:r>
@@ -315,12 +333,13 @@
         </w:tc>
         <w:tc>
           <w:tcPr>
-            <w:tcW w:type="dxa" w:w="1757"/>
+            <w:tcW w:w="1780" w:type="dxa"/>
+            <w:shd w:val="clear" w:color="auto" w:fill="F0F5FB"/>
           </w:tcPr>
           <w:p>
             <w:r>
               <w:rPr>
-                <w:sz w:val="20"/>
+                <w:sz w:val="19"/>
               </w:rPr>
               <w:t>PARCIAL — ticket declara &lt;R$10K, contradizendo premissa</w:t>
             </w:r>
@@ -328,12 +347,13 @@
         </w:tc>
         <w:tc>
           <w:tcPr>
-            <w:tcW w:type="dxa" w:w="1757"/>
+            <w:tcW w:w="1780" w:type="dxa"/>
+            <w:shd w:val="clear" w:color="auto" w:fill="F0F5FB"/>
           </w:tcPr>
           <w:p>
             <w:r>
               <w:rPr>
-                <w:sz w:val="20"/>
+                <w:sz w:val="19"/>
               </w:rPr>
               <w:t>CONVERTIDO EM RISCO + GATE KICK-OFF</w:t>
             </w:r>
@@ -341,12 +361,13 @@
         </w:tc>
         <w:tc>
           <w:tcPr>
-            <w:tcW w:type="dxa" w:w="1757"/>
+            <w:tcW w:w="1780" w:type="dxa"/>
+            <w:shd w:val="clear" w:color="auto" w:fill="F0F5FB"/>
           </w:tcPr>
           <w:p>
             <w:r>
               <w:rPr>
-                <w:sz w:val="20"/>
+                <w:sz w:val="19"/>
               </w:rPr>
               <w:t>Recursos: sobe para 6/10 — contradição gerenciada formalmente; kickoff não ocorre sem formalização</w:t>
             </w:r>
@@ -356,12 +377,12 @@
       <w:tr>
         <w:tc>
           <w:tcPr>
-            <w:tcW w:type="dxa" w:w="1757"/>
+            <w:tcW w:w="1780" w:type="dxa"/>
           </w:tcPr>
           <w:p>
             <w:r>
               <w:rPr>
-                <w:sz w:val="20"/>
+                <w:sz w:val="19"/>
               </w:rPr>
               <w:t>"Já está aprovado"</w:t>
             </w:r>
@@ -369,12 +390,12 @@
         </w:tc>
         <w:tc>
           <w:tcPr>
-            <w:tcW w:type="dxa" w:w="1757"/>
+            <w:tcW w:w="1780" w:type="dxa"/>
           </w:tcPr>
           <w:p>
             <w:r>
               <w:rPr>
-                <w:sz w:val="20"/>
+                <w:sz w:val="19"/>
               </w:rPr>
               <w:t>Gladston (incondicional) + Walace (condicional)</w:t>
             </w:r>
@@ -382,12 +403,12 @@
         </w:tc>
         <w:tc>
           <w:tcPr>
-            <w:tcW w:type="dxa" w:w="1757"/>
+            <w:tcW w:w="1780" w:type="dxa"/>
           </w:tcPr>
           <w:p>
             <w:r>
               <w:rPr>
-                <w:sz w:val="20"/>
+                <w:sz w:val="19"/>
               </w:rPr>
               <w:t>PARCIAL — Gladston: APROVADO sem ressalvas (real e operacional); Walace: condicional (gerenciado como gate)</w:t>
             </w:r>
@@ -395,12 +416,12 @@
         </w:tc>
         <w:tc>
           <w:tcPr>
-            <w:tcW w:type="dxa" w:w="1757"/>
+            <w:tcW w:w="1780" w:type="dxa"/>
           </w:tcPr>
           <w:p>
             <w:r>
               <w:rPr>
-                <w:sz w:val="20"/>
+                <w:sz w:val="19"/>
               </w:rPr>
               <w:t>RESOLVIDO PARCIALMENTE</w:t>
             </w:r>
@@ -408,12 +429,12 @@
         </w:tc>
         <w:tc>
           <w:tcPr>
-            <w:tcW w:type="dxa" w:w="1757"/>
+            <w:tcW w:w="1780" w:type="dxa"/>
           </w:tcPr>
           <w:p>
             <w:r>
               <w:rPr>
-                <w:sz w:val="20"/>
+                <w:sz w:val="19"/>
               </w:rPr>
               <w:t>Recursos: 6/10</w:t>
             </w:r>
@@ -423,12 +444,13 @@
       <w:tr>
         <w:tc>
           <w:tcPr>
-            <w:tcW w:type="dxa" w:w="1757"/>
+            <w:tcW w:w="1780" w:type="dxa"/>
+            <w:shd w:val="clear" w:color="auto" w:fill="F0F5FB"/>
           </w:tcPr>
           <w:p>
             <w:r>
               <w:rPr>
-                <w:sz w:val="20"/>
+                <w:sz w:val="19"/>
               </w:rPr>
               <w:t>"Não impacta outras áreas"</w:t>
             </w:r>
@@ -436,12 +458,13 @@
         </w:tc>
         <w:tc>
           <w:tcPr>
-            <w:tcW w:type="dxa" w:w="1757"/>
+            <w:tcW w:w="1780" w:type="dxa"/>
+            <w:shd w:val="clear" w:color="auto" w:fill="F0F5FB"/>
           </w:tcPr>
           <w:p>
             <w:r>
               <w:rPr>
-                <w:sz w:val="20"/>
+                <w:sz w:val="19"/>
               </w:rPr>
               <w:t>Ticket solicitante</w:t>
             </w:r>
@@ -449,12 +472,13 @@
         </w:tc>
         <w:tc>
           <w:tcPr>
-            <w:tcW w:type="dxa" w:w="1757"/>
+            <w:tcW w:w="1780" w:type="dxa"/>
+            <w:shd w:val="clear" w:color="auto" w:fill="F0F5FB"/>
           </w:tcPr>
           <w:p>
             <w:r>
               <w:rPr>
-                <w:sz w:val="20"/>
+                <w:sz w:val="19"/>
               </w:rPr>
               <w:t>NÃO — afirmação do solicitante sem análise técnica</w:t>
             </w:r>
@@ -462,12 +486,13 @@
         </w:tc>
         <w:tc>
           <w:tcPr>
-            <w:tcW w:type="dxa" w:w="1757"/>
+            <w:tcW w:w="1780" w:type="dxa"/>
+            <w:shd w:val="clear" w:color="auto" w:fill="F0F5FB"/>
           </w:tcPr>
           <w:p>
             <w:r>
               <w:rPr>
-                <w:sz w:val="20"/>
+                <w:sz w:val="19"/>
               </w:rPr>
               <w:t>ABERTO</w:t>
             </w:r>
@@ -475,12 +500,13 @@
         </w:tc>
         <w:tc>
           <w:tcPr>
-            <w:tcW w:type="dxa" w:w="1757"/>
+            <w:tcW w:w="1780" w:type="dxa"/>
+            <w:shd w:val="clear" w:color="auto" w:fill="F0F5FB"/>
           </w:tcPr>
           <w:p>
             <w:r>
               <w:rPr>
-                <w:sz w:val="20"/>
+                <w:sz w:val="19"/>
               </w:rPr>
               <w:t>Impacto Organizacional: mantém 4/10</w:t>
             </w:r>
@@ -490,12 +516,12 @@
       <w:tr>
         <w:tc>
           <w:tcPr>
-            <w:tcW w:type="dxa" w:w="1757"/>
+            <w:tcW w:w="1780" w:type="dxa"/>
           </w:tcPr>
           <w:p>
             <w:r>
               <w:rPr>
-                <w:sz w:val="20"/>
+                <w:sz w:val="19"/>
               </w:rPr>
               <w:t>"É urgente" / SLA em atraso</w:t>
             </w:r>
@@ -503,12 +529,12 @@
         </w:tc>
         <w:tc>
           <w:tcPr>
-            <w:tcW w:type="dxa" w:w="1757"/>
+            <w:tcW w:w="1780" w:type="dxa"/>
           </w:tcPr>
           <w:p>
             <w:r>
               <w:rPr>
-                <w:sz w:val="20"/>
+                <w:sz w:val="19"/>
               </w:rPr>
               <w:t>Ticket</w:t>
             </w:r>
@@ -516,12 +542,12 @@
         </w:tc>
         <w:tc>
           <w:tcPr>
-            <w:tcW w:type="dxa" w:w="1757"/>
+            <w:tcW w:w="1780" w:type="dxa"/>
           </w:tcPr>
           <w:p>
             <w:r>
               <w:rPr>
-                <w:sz w:val="20"/>
+                <w:sz w:val="19"/>
               </w:rPr>
               <w:t>NÃO — solicitante: Criticidade Normal</w:t>
             </w:r>
@@ -529,12 +555,12 @@
         </w:tc>
         <w:tc>
           <w:tcPr>
-            <w:tcW w:type="dxa" w:w="1757"/>
+            <w:tcW w:w="1780" w:type="dxa"/>
           </w:tcPr>
           <w:p>
             <w:r>
               <w:rPr>
-                <w:sz w:val="20"/>
+                <w:sz w:val="19"/>
               </w:rPr>
               <w:t>ABERTO</w:t>
             </w:r>
@@ -542,12 +568,12 @@
         </w:tc>
         <w:tc>
           <w:tcPr>
-            <w:tcW w:type="dxa" w:w="1757"/>
+            <w:tcW w:w="1780" w:type="dxa"/>
           </w:tcPr>
           <w:p>
             <w:r>
               <w:rPr>
-                <w:sz w:val="20"/>
+                <w:sz w:val="19"/>
               </w:rPr>
               <w:t>Urgência: mantém 3/10</w:t>
             </w:r>
@@ -557,12 +583,13 @@
       <w:tr>
         <w:tc>
           <w:tcPr>
-            <w:tcW w:type="dxa" w:w="1757"/>
+            <w:tcW w:w="1780" w:type="dxa"/>
+            <w:shd w:val="clear" w:color="auto" w:fill="F0F5FB"/>
           </w:tcPr>
           <w:p>
             <w:r>
               <w:rPr>
-                <w:sz w:val="20"/>
+                <w:sz w:val="19"/>
               </w:rPr>
               <w:t>"Responsável técnico não designado = risco"</w:t>
             </w:r>
@@ -570,12 +597,13 @@
         </w:tc>
         <w:tc>
           <w:tcPr>
-            <w:tcW w:type="dxa" w:w="1757"/>
+            <w:tcW w:w="1780" w:type="dxa"/>
+            <w:shd w:val="clear" w:color="auto" w:fill="F0F5FB"/>
           </w:tcPr>
           <w:p>
             <w:r>
               <w:rPr>
-                <w:sz w:val="20"/>
+                <w:sz w:val="19"/>
               </w:rPr>
               <w:t>Gate intake</w:t>
             </w:r>
@@ -583,12 +611,13 @@
         </w:tc>
         <w:tc>
           <w:tcPr>
-            <w:tcW w:type="dxa" w:w="1757"/>
+            <w:tcW w:w="1780" w:type="dxa"/>
+            <w:shd w:val="clear" w:color="auto" w:fill="F0F5FB"/>
           </w:tcPr>
           <w:p>
             <w:r>
               <w:rPr>
-                <w:sz w:val="20"/>
+                <w:sz w:val="19"/>
               </w:rPr>
               <w:t>RESOLVIDO — processo padrão: DTI designa recurso após aceitação formal</w:t>
             </w:r>
@@ -596,12 +625,13 @@
         </w:tc>
         <w:tc>
           <w:tcPr>
-            <w:tcW w:type="dxa" w:w="1757"/>
+            <w:tcW w:w="1780" w:type="dxa"/>
+            <w:shd w:val="clear" w:color="auto" w:fill="F0F5FB"/>
           </w:tcPr>
           <w:p>
             <w:r>
               <w:rPr>
-                <w:sz w:val="20"/>
+                <w:sz w:val="19"/>
               </w:rPr>
               <w:t>ELIMINADO</w:t>
             </w:r>
@@ -609,12 +639,13 @@
         </w:tc>
         <w:tc>
           <w:tcPr>
-            <w:tcW w:type="dxa" w:w="1757"/>
+            <w:tcW w:w="1780" w:type="dxa"/>
+            <w:shd w:val="clear" w:color="auto" w:fill="F0F5FB"/>
           </w:tcPr>
           <w:p>
             <w:r>
               <w:rPr>
-                <w:sz w:val="20"/>
+                <w:sz w:val="19"/>
               </w:rPr>
               <w:t>Recursos: não penalizar por isso</w:t>
             </w:r>
@@ -624,9 +655,11 @@
     </w:tbl>
     <w:p/>
     <w:p>
-      <w:r>
-        <w:t>────────────────────────────────────────────────────────────</w:t>
-      </w:r>
+      <w:pPr>
+        <w:pBdr>
+          <w:bottom w:val="single" w:sz="6" w:space="1" w:color="CCCCCC"/>
+        </w:pBdr>
+      </w:pPr>
     </w:p>
     <w:p/>
     <w:p>
@@ -635,8 +668,11 @@
       </w:pPr>
       <w:r>
         <w:rPr>
-          <w:color w:val="2E74B5"/>
-          <w:sz w:val="28"/>
+          <w:rFonts w:ascii="Calibri" w:hAnsi="Calibri"/>
+          <w:b/>
+          <w:i w:val="0"/>
+          <w:color w:val="1E5296"/>
+          <w:sz w:val="25"/>
         </w:rPr>
         <w:t>Critérios de Qualificação — v2</w:t>
       </w:r>
@@ -648,8 +684,11 @@
       </w:pPr>
       <w:r>
         <w:rPr>
-          <w:color w:val="404040"/>
-          <w:sz w:val="24"/>
+          <w:rFonts w:ascii="Calibri" w:hAnsi="Calibri"/>
+          <w:b/>
+          <w:i w:val="0"/>
+          <w:color w:val="2A4A7F"/>
+          <w:sz w:val="22"/>
         </w:rPr>
         <w:t>Valor da Demanda</w:t>
       </w:r>
@@ -954,9 +993,11 @@
     </w:p>
     <w:p/>
     <w:p>
-      <w:r>
-        <w:t>────────────────────────────────────────────────────────────</w:t>
-      </w:r>
+      <w:pPr>
+        <w:pBdr>
+          <w:bottom w:val="single" w:sz="6" w:space="1" w:color="CCCCCC"/>
+        </w:pBdr>
+      </w:pPr>
     </w:p>
     <w:p/>
     <w:p>
@@ -965,8 +1006,11 @@
       </w:pPr>
       <w:r>
         <w:rPr>
-          <w:color w:val="404040"/>
-          <w:sz w:val="24"/>
+          <w:rFonts w:ascii="Calibri" w:hAnsi="Calibri"/>
+          <w:b/>
+          <w:i w:val="0"/>
+          <w:color w:val="2A4A7F"/>
+          <w:sz w:val="22"/>
         </w:rPr>
         <w:t>Complexidade de Execução</w:t>
       </w:r>
@@ -1130,9 +1174,11 @@
     </w:p>
     <w:p/>
     <w:p>
-      <w:r>
-        <w:t>────────────────────────────────────────────────────────────</w:t>
-      </w:r>
+      <w:pPr>
+        <w:pBdr>
+          <w:bottom w:val="single" w:sz="6" w:space="1" w:color="CCCCCC"/>
+        </w:pBdr>
+      </w:pPr>
     </w:p>
     <w:p/>
     <w:p>
@@ -1141,8 +1187,11 @@
       </w:pPr>
       <w:r>
         <w:rPr>
-          <w:color w:val="2E74B5"/>
-          <w:sz w:val="28"/>
+          <w:rFonts w:ascii="Calibri" w:hAnsi="Calibri"/>
+          <w:b/>
+          <w:i w:val="0"/>
+          <w:color w:val="1E5296"/>
+          <w:sz w:val="25"/>
         </w:rPr>
         <w:t>Resultado</w:t>
       </w:r>
@@ -1162,27 +1211,29 @@
     <w:tbl>
       <w:tblPr>
         <w:tblStyle w:val="TableGrid"/>
-        <w:tblW w:type="auto" w:w="0"/>
         <w:tblLook w:firstColumn="1" w:firstRow="1" w:lastColumn="0" w:lastRow="0" w:noHBand="0" w:noVBand="1" w:val="04A0"/>
+        <w:tblW w:w="8900" w:type="dxa"/>
+        <w:tblLayout w:type="fixed"/>
       </w:tblPr>
       <w:tblGrid>
-        <w:gridCol w:w="1757"/>
-        <w:gridCol w:w="1757"/>
-        <w:gridCol w:w="1757"/>
-        <w:gridCol w:w="1757"/>
-        <w:gridCol w:w="1757"/>
+        <w:gridCol w:w="1780"/>
+        <w:gridCol w:w="1780"/>
+        <w:gridCol w:w="1780"/>
+        <w:gridCol w:w="1780"/>
+        <w:gridCol w:w="1780"/>
       </w:tblGrid>
       <w:tr>
         <w:tc>
           <w:tcPr>
-            <w:tcW w:type="dxa" w:w="1757"/>
-            <w:shd w:val="clear" w:color="auto" w:fill="D6E4F0"/>
+            <w:tcW w:w="1780" w:type="dxa"/>
+            <w:shd w:val="clear" w:color="auto" w:fill="1A3A5C"/>
           </w:tcPr>
           <w:p>
             <w:r>
               <w:rPr>
                 <w:b/>
-                <w:sz w:val="20"/>
+                <w:color w:val="FFFFFF"/>
+                <w:sz w:val="19"/>
               </w:rPr>
               <w:t>Critério</w:t>
             </w:r>
@@ -1190,14 +1241,15 @@
         </w:tc>
         <w:tc>
           <w:tcPr>
-            <w:tcW w:type="dxa" w:w="1757"/>
-            <w:shd w:val="clear" w:color="auto" w:fill="D6E4F0"/>
+            <w:tcW w:w="1780" w:type="dxa"/>
+            <w:shd w:val="clear" w:color="auto" w:fill="1A3A5C"/>
           </w:tcPr>
           <w:p>
             <w:r>
               <w:rPr>
                 <w:b/>
-                <w:sz w:val="20"/>
+                <w:color w:val="FFFFFF"/>
+                <w:sz w:val="19"/>
               </w:rPr>
               <w:t>v1</w:t>
             </w:r>
@@ -1205,14 +1257,15 @@
         </w:tc>
         <w:tc>
           <w:tcPr>
-            <w:tcW w:type="dxa" w:w="1757"/>
-            <w:shd w:val="clear" w:color="auto" w:fill="D6E4F0"/>
+            <w:tcW w:w="1780" w:type="dxa"/>
+            <w:shd w:val="clear" w:color="auto" w:fill="1A3A5C"/>
           </w:tcPr>
           <w:p>
             <w:r>
               <w:rPr>
                 <w:b/>
-                <w:sz w:val="20"/>
+                <w:color w:val="FFFFFF"/>
+                <w:sz w:val="19"/>
               </w:rPr>
               <w:t>v2</w:t>
             </w:r>
@@ -1220,14 +1273,15 @@
         </w:tc>
         <w:tc>
           <w:tcPr>
-            <w:tcW w:type="dxa" w:w="1757"/>
-            <w:shd w:val="clear" w:color="auto" w:fill="D6E4F0"/>
+            <w:tcW w:w="1780" w:type="dxa"/>
+            <w:shd w:val="clear" w:color="auto" w:fill="1A3A5C"/>
           </w:tcPr>
           <w:p>
             <w:r>
               <w:rPr>
                 <w:b/>
-                <w:sz w:val="20"/>
+                <w:color w:val="FFFFFF"/>
+                <w:sz w:val="19"/>
               </w:rPr>
               <w:t>Δ</w:t>
             </w:r>
@@ -1235,14 +1289,15 @@
         </w:tc>
         <w:tc>
           <w:tcPr>
-            <w:tcW w:type="dxa" w:w="1757"/>
-            <w:shd w:val="clear" w:color="auto" w:fill="D6E4F0"/>
+            <w:tcW w:w="1780" w:type="dxa"/>
+            <w:shd w:val="clear" w:color="auto" w:fill="1A3A5C"/>
           </w:tcPr>
           <w:p>
             <w:r>
               <w:rPr>
                 <w:b/>
-                <w:sz w:val="20"/>
+                <w:color w:val="FFFFFF"/>
+                <w:sz w:val="19"/>
               </w:rPr>
               <w:t>Evidência</w:t>
             </w:r>
@@ -1252,12 +1307,12 @@
       <w:tr>
         <w:tc>
           <w:tcPr>
-            <w:tcW w:type="dxa" w:w="1757"/>
+            <w:tcW w:w="1780" w:type="dxa"/>
           </w:tcPr>
           <w:p>
             <w:r>
               <w:rPr>
-                <w:sz w:val="20"/>
+                <w:sz w:val="19"/>
               </w:rPr>
               <w:t>1. Alinhamento Estratégico</w:t>
             </w:r>
@@ -1265,12 +1320,12 @@
         </w:tc>
         <w:tc>
           <w:tcPr>
-            <w:tcW w:type="dxa" w:w="1757"/>
+            <w:tcW w:w="1780" w:type="dxa"/>
           </w:tcPr>
           <w:p>
             <w:r>
               <w:rPr>
-                <w:sz w:val="20"/>
+                <w:sz w:val="19"/>
               </w:rPr>
               <w:t>6</w:t>
             </w:r>
@@ -1278,12 +1333,12 @@
         </w:tc>
         <w:tc>
           <w:tcPr>
-            <w:tcW w:type="dxa" w:w="1757"/>
+            <w:tcW w:w="1780" w:type="dxa"/>
           </w:tcPr>
           <w:p>
             <w:r>
               <w:rPr>
-                <w:sz w:val="20"/>
+                <w:sz w:val="19"/>
               </w:rPr>
               <w:t>6</w:t>
             </w:r>
@@ -1291,12 +1346,12 @@
         </w:tc>
         <w:tc>
           <w:tcPr>
-            <w:tcW w:type="dxa" w:w="1757"/>
+            <w:tcW w:w="1780" w:type="dxa"/>
           </w:tcPr>
           <w:p>
             <w:r>
               <w:rPr>
-                <w:sz w:val="20"/>
+                <w:sz w:val="19"/>
               </w:rPr>
               <w:t>—</w:t>
             </w:r>
@@ -1304,12 +1359,12 @@
         </w:tc>
         <w:tc>
           <w:tcPr>
-            <w:tcW w:type="dxa" w:w="1757"/>
+            <w:tcW w:w="1780" w:type="dxa"/>
           </w:tcPr>
           <w:p>
             <w:r>
               <w:rPr>
-                <w:sz w:val="20"/>
+                <w:sz w:val="19"/>
               </w:rPr>
               <w:t>PARCIAL</w:t>
             </w:r>
@@ -1319,12 +1374,13 @@
       <w:tr>
         <w:tc>
           <w:tcPr>
-            <w:tcW w:type="dxa" w:w="1757"/>
+            <w:tcW w:w="1780" w:type="dxa"/>
+            <w:shd w:val="clear" w:color="auto" w:fill="F0F5FB"/>
           </w:tcPr>
           <w:p>
             <w:r>
               <w:rPr>
-                <w:sz w:val="20"/>
+                <w:sz w:val="19"/>
               </w:rPr>
               <w:t>2. Viabilidade Técnica</w:t>
             </w:r>
@@ -1332,12 +1388,13 @@
         </w:tc>
         <w:tc>
           <w:tcPr>
-            <w:tcW w:type="dxa" w:w="1757"/>
+            <w:tcW w:w="1780" w:type="dxa"/>
+            <w:shd w:val="clear" w:color="auto" w:fill="F0F5FB"/>
           </w:tcPr>
           <w:p>
             <w:r>
               <w:rPr>
-                <w:sz w:val="20"/>
+                <w:sz w:val="19"/>
               </w:rPr>
               <w:t>5</w:t>
             </w:r>
@@ -1345,12 +1402,13 @@
         </w:tc>
         <w:tc>
           <w:tcPr>
-            <w:tcW w:type="dxa" w:w="1757"/>
+            <w:tcW w:w="1780" w:type="dxa"/>
+            <w:shd w:val="clear" w:color="auto" w:fill="F0F5FB"/>
           </w:tcPr>
           <w:p>
             <w:r>
               <w:rPr>
-                <w:sz w:val="20"/>
+                <w:sz w:val="19"/>
               </w:rPr>
               <w:t>6</w:t>
             </w:r>
@@ -1358,12 +1416,13 @@
         </w:tc>
         <w:tc>
           <w:tcPr>
-            <w:tcW w:type="dxa" w:w="1757"/>
+            <w:tcW w:w="1780" w:type="dxa"/>
+            <w:shd w:val="clear" w:color="auto" w:fill="F0F5FB"/>
           </w:tcPr>
           <w:p>
             <w:r>
               <w:rPr>
-                <w:sz w:val="20"/>
+                <w:sz w:val="19"/>
               </w:rPr>
               <w:t>+1</w:t>
             </w:r>
@@ -1371,12 +1430,13 @@
         </w:tc>
         <w:tc>
           <w:tcPr>
-            <w:tcW w:type="dxa" w:w="1757"/>
+            <w:tcW w:w="1780" w:type="dxa"/>
+            <w:shd w:val="clear" w:color="auto" w:fill="F0F5FB"/>
           </w:tcPr>
           <w:p>
             <w:r>
               <w:rPr>
-                <w:sz w:val="20"/>
+                <w:sz w:val="19"/>
               </w:rPr>
               <w:t>PARCIAL</w:t>
             </w:r>
@@ -1386,12 +1446,12 @@
       <w:tr>
         <w:tc>
           <w:tcPr>
-            <w:tcW w:type="dxa" w:w="1757"/>
+            <w:tcW w:w="1780" w:type="dxa"/>
           </w:tcPr>
           <w:p>
             <w:r>
               <w:rPr>
-                <w:sz w:val="20"/>
+                <w:sz w:val="19"/>
               </w:rPr>
               <w:t>3. Retorno sobre Investimento</w:t>
             </w:r>
@@ -1399,12 +1459,12 @@
         </w:tc>
         <w:tc>
           <w:tcPr>
-            <w:tcW w:type="dxa" w:w="1757"/>
+            <w:tcW w:w="1780" w:type="dxa"/>
           </w:tcPr>
           <w:p>
             <w:r>
               <w:rPr>
-                <w:sz w:val="20"/>
+                <w:sz w:val="19"/>
               </w:rPr>
               <w:t>4</w:t>
             </w:r>
@@ -1412,12 +1472,12 @@
         </w:tc>
         <w:tc>
           <w:tcPr>
-            <w:tcW w:type="dxa" w:w="1757"/>
+            <w:tcW w:w="1780" w:type="dxa"/>
           </w:tcPr>
           <w:p>
             <w:r>
               <w:rPr>
-                <w:sz w:val="20"/>
+                <w:sz w:val="19"/>
               </w:rPr>
               <w:t>4</w:t>
             </w:r>
@@ -1425,12 +1485,12 @@
         </w:tc>
         <w:tc>
           <w:tcPr>
-            <w:tcW w:type="dxa" w:w="1757"/>
+            <w:tcW w:w="1780" w:type="dxa"/>
           </w:tcPr>
           <w:p>
             <w:r>
               <w:rPr>
-                <w:sz w:val="20"/>
+                <w:sz w:val="19"/>
               </w:rPr>
               <w:t>—</w:t>
             </w:r>
@@ -1438,12 +1498,12 @@
         </w:tc>
         <w:tc>
           <w:tcPr>
-            <w:tcW w:type="dxa" w:w="1757"/>
+            <w:tcW w:w="1780" w:type="dxa"/>
           </w:tcPr>
           <w:p>
             <w:r>
               <w:rPr>
-                <w:sz w:val="20"/>
+                <w:sz w:val="19"/>
               </w:rPr>
               <w:t>NÃO</w:t>
             </w:r>
@@ -1453,12 +1513,13 @@
       <w:tr>
         <w:tc>
           <w:tcPr>
-            <w:tcW w:type="dxa" w:w="1757"/>
+            <w:tcW w:w="1780" w:type="dxa"/>
+            <w:shd w:val="clear" w:color="auto" w:fill="F0F5FB"/>
           </w:tcPr>
           <w:p>
             <w:r>
               <w:rPr>
-                <w:sz w:val="20"/>
+                <w:sz w:val="19"/>
               </w:rPr>
               <w:t>4. Urgência</w:t>
             </w:r>
@@ -1466,12 +1527,13 @@
         </w:tc>
         <w:tc>
           <w:tcPr>
-            <w:tcW w:type="dxa" w:w="1757"/>
+            <w:tcW w:w="1780" w:type="dxa"/>
+            <w:shd w:val="clear" w:color="auto" w:fill="F0F5FB"/>
           </w:tcPr>
           <w:p>
             <w:r>
               <w:rPr>
-                <w:sz w:val="20"/>
+                <w:sz w:val="19"/>
               </w:rPr>
               <w:t>3</w:t>
             </w:r>
@@ -1479,12 +1541,13 @@
         </w:tc>
         <w:tc>
           <w:tcPr>
-            <w:tcW w:type="dxa" w:w="1757"/>
+            <w:tcW w:w="1780" w:type="dxa"/>
+            <w:shd w:val="clear" w:color="auto" w:fill="F0F5FB"/>
           </w:tcPr>
           <w:p>
             <w:r>
               <w:rPr>
-                <w:sz w:val="20"/>
+                <w:sz w:val="19"/>
               </w:rPr>
               <w:t>3</w:t>
             </w:r>
@@ -1492,12 +1555,13 @@
         </w:tc>
         <w:tc>
           <w:tcPr>
-            <w:tcW w:type="dxa" w:w="1757"/>
+            <w:tcW w:w="1780" w:type="dxa"/>
+            <w:shd w:val="clear" w:color="auto" w:fill="F0F5FB"/>
           </w:tcPr>
           <w:p>
             <w:r>
               <w:rPr>
-                <w:sz w:val="20"/>
+                <w:sz w:val="19"/>
               </w:rPr>
               <w:t>—</w:t>
             </w:r>
@@ -1505,12 +1569,13 @@
         </w:tc>
         <w:tc>
           <w:tcPr>
-            <w:tcW w:type="dxa" w:w="1757"/>
+            <w:tcW w:w="1780" w:type="dxa"/>
+            <w:shd w:val="clear" w:color="auto" w:fill="F0F5FB"/>
           </w:tcPr>
           <w:p>
             <w:r>
               <w:rPr>
-                <w:sz w:val="20"/>
+                <w:sz w:val="19"/>
               </w:rPr>
               <w:t>NÃO</w:t>
             </w:r>
@@ -1520,12 +1585,12 @@
       <w:tr>
         <w:tc>
           <w:tcPr>
-            <w:tcW w:type="dxa" w:w="1757"/>
+            <w:tcW w:w="1780" w:type="dxa"/>
           </w:tcPr>
           <w:p>
             <w:r>
               <w:rPr>
-                <w:sz w:val="20"/>
+                <w:sz w:val="19"/>
               </w:rPr>
               <w:t>5. Maturidade da Demanda</w:t>
             </w:r>
@@ -1533,12 +1598,12 @@
         </w:tc>
         <w:tc>
           <w:tcPr>
-            <w:tcW w:type="dxa" w:w="1757"/>
+            <w:tcW w:w="1780" w:type="dxa"/>
           </w:tcPr>
           <w:p>
             <w:r>
               <w:rPr>
-                <w:sz w:val="20"/>
+                <w:sz w:val="19"/>
               </w:rPr>
               <w:t>4</w:t>
             </w:r>
@@ -1546,12 +1611,12 @@
         </w:tc>
         <w:tc>
           <w:tcPr>
-            <w:tcW w:type="dxa" w:w="1757"/>
+            <w:tcW w:w="1780" w:type="dxa"/>
           </w:tcPr>
           <w:p>
             <w:r>
               <w:rPr>
-                <w:sz w:val="20"/>
+                <w:sz w:val="19"/>
               </w:rPr>
               <w:t>5</w:t>
             </w:r>
@@ -1559,12 +1624,12 @@
         </w:tc>
         <w:tc>
           <w:tcPr>
-            <w:tcW w:type="dxa" w:w="1757"/>
+            <w:tcW w:w="1780" w:type="dxa"/>
           </w:tcPr>
           <w:p>
             <w:r>
               <w:rPr>
-                <w:sz w:val="20"/>
+                <w:sz w:val="19"/>
               </w:rPr>
               <w:t>+1</w:t>
             </w:r>
@@ -1572,12 +1637,12 @@
         </w:tc>
         <w:tc>
           <w:tcPr>
-            <w:tcW w:type="dxa" w:w="1757"/>
+            <w:tcW w:w="1780" w:type="dxa"/>
           </w:tcPr>
           <w:p>
             <w:r>
               <w:rPr>
-                <w:sz w:val="20"/>
+                <w:sz w:val="19"/>
               </w:rPr>
               <w:t>PARCIAL</w:t>
             </w:r>
@@ -1587,12 +1652,13 @@
       <w:tr>
         <w:tc>
           <w:tcPr>
-            <w:tcW w:type="dxa" w:w="1757"/>
+            <w:tcW w:w="1780" w:type="dxa"/>
+            <w:shd w:val="clear" w:color="auto" w:fill="F0F5FB"/>
           </w:tcPr>
           <w:p>
             <w:r>
               <w:rPr>
-                <w:sz w:val="20"/>
+                <w:sz w:val="19"/>
               </w:rPr>
               <w:t>6. Disponibilidade de Recursos</w:t>
             </w:r>
@@ -1600,12 +1666,13 @@
         </w:tc>
         <w:tc>
           <w:tcPr>
-            <w:tcW w:type="dxa" w:w="1757"/>
+            <w:tcW w:w="1780" w:type="dxa"/>
+            <w:shd w:val="clear" w:color="auto" w:fill="F0F5FB"/>
           </w:tcPr>
           <w:p>
             <w:r>
               <w:rPr>
-                <w:sz w:val="20"/>
+                <w:sz w:val="19"/>
               </w:rPr>
               <w:t>3</w:t>
             </w:r>
@@ -1613,12 +1680,13 @@
         </w:tc>
         <w:tc>
           <w:tcPr>
-            <w:tcW w:type="dxa" w:w="1757"/>
+            <w:tcW w:w="1780" w:type="dxa"/>
+            <w:shd w:val="clear" w:color="auto" w:fill="F0F5FB"/>
           </w:tcPr>
           <w:p>
             <w:r>
               <w:rPr>
-                <w:sz w:val="20"/>
+                <w:sz w:val="19"/>
               </w:rPr>
               <w:t>6</w:t>
             </w:r>
@@ -1626,12 +1694,13 @@
         </w:tc>
         <w:tc>
           <w:tcPr>
-            <w:tcW w:type="dxa" w:w="1757"/>
+            <w:tcW w:w="1780" w:type="dxa"/>
+            <w:shd w:val="clear" w:color="auto" w:fill="F0F5FB"/>
           </w:tcPr>
           <w:p>
             <w:r>
               <w:rPr>
-                <w:sz w:val="20"/>
+                <w:sz w:val="19"/>
               </w:rPr>
               <w:t>+3</w:t>
             </w:r>
@@ -1639,12 +1708,13 @@
         </w:tc>
         <w:tc>
           <w:tcPr>
-            <w:tcW w:type="dxa" w:w="1757"/>
+            <w:tcW w:w="1780" w:type="dxa"/>
+            <w:shd w:val="clear" w:color="auto" w:fill="F0F5FB"/>
           </w:tcPr>
           <w:p>
             <w:r>
               <w:rPr>
-                <w:sz w:val="20"/>
+                <w:sz w:val="19"/>
               </w:rPr>
               <w:t>PARCIAL</w:t>
             </w:r>
@@ -1654,12 +1724,12 @@
       <w:tr>
         <w:tc>
           <w:tcPr>
-            <w:tcW w:type="dxa" w:w="1757"/>
+            <w:tcW w:w="1780" w:type="dxa"/>
           </w:tcPr>
           <w:p>
             <w:r>
               <w:rPr>
-                <w:sz w:val="20"/>
+                <w:sz w:val="19"/>
               </w:rPr>
               <w:t>7. Esforço Estimado</w:t>
             </w:r>
@@ -1667,12 +1737,12 @@
         </w:tc>
         <w:tc>
           <w:tcPr>
-            <w:tcW w:type="dxa" w:w="1757"/>
+            <w:tcW w:w="1780" w:type="dxa"/>
           </w:tcPr>
           <w:p>
             <w:r>
               <w:rPr>
-                <w:sz w:val="20"/>
+                <w:sz w:val="19"/>
               </w:rPr>
               <w:t>5</w:t>
             </w:r>
@@ -1680,12 +1750,12 @@
         </w:tc>
         <w:tc>
           <w:tcPr>
-            <w:tcW w:type="dxa" w:w="1757"/>
+            <w:tcW w:w="1780" w:type="dxa"/>
           </w:tcPr>
           <w:p>
             <w:r>
               <w:rPr>
-                <w:sz w:val="20"/>
+                <w:sz w:val="19"/>
               </w:rPr>
               <w:t>5</w:t>
             </w:r>
@@ -1693,12 +1763,12 @@
         </w:tc>
         <w:tc>
           <w:tcPr>
-            <w:tcW w:type="dxa" w:w="1757"/>
+            <w:tcW w:w="1780" w:type="dxa"/>
           </w:tcPr>
           <w:p>
             <w:r>
               <w:rPr>
-                <w:sz w:val="20"/>
+                <w:sz w:val="19"/>
               </w:rPr>
               <w:t>—</w:t>
             </w:r>
@@ -1706,12 +1776,12 @@
         </w:tc>
         <w:tc>
           <w:tcPr>
-            <w:tcW w:type="dxa" w:w="1757"/>
+            <w:tcW w:w="1780" w:type="dxa"/>
           </w:tcPr>
           <w:p>
             <w:r>
               <w:rPr>
-                <w:sz w:val="20"/>
+                <w:sz w:val="19"/>
               </w:rPr>
               <w:t>NÃO</w:t>
             </w:r>
@@ -1721,12 +1791,13 @@
       <w:tr>
         <w:tc>
           <w:tcPr>
-            <w:tcW w:type="dxa" w:w="1757"/>
+            <w:tcW w:w="1780" w:type="dxa"/>
+            <w:shd w:val="clear" w:color="auto" w:fill="F0F5FB"/>
           </w:tcPr>
           <w:p>
             <w:r>
               <w:rPr>
-                <w:sz w:val="20"/>
+                <w:sz w:val="19"/>
               </w:rPr>
               <w:t>8. Impacto Organizacional</w:t>
             </w:r>
@@ -1734,12 +1805,13 @@
         </w:tc>
         <w:tc>
           <w:tcPr>
-            <w:tcW w:type="dxa" w:w="1757"/>
+            <w:tcW w:w="1780" w:type="dxa"/>
+            <w:shd w:val="clear" w:color="auto" w:fill="F0F5FB"/>
           </w:tcPr>
           <w:p>
             <w:r>
               <w:rPr>
-                <w:sz w:val="20"/>
+                <w:sz w:val="19"/>
               </w:rPr>
               <w:t>4</w:t>
             </w:r>
@@ -1747,12 +1819,13 @@
         </w:tc>
         <w:tc>
           <w:tcPr>
-            <w:tcW w:type="dxa" w:w="1757"/>
+            <w:tcW w:w="1780" w:type="dxa"/>
+            <w:shd w:val="clear" w:color="auto" w:fill="F0F5FB"/>
           </w:tcPr>
           <w:p>
             <w:r>
               <w:rPr>
-                <w:sz w:val="20"/>
+                <w:sz w:val="19"/>
               </w:rPr>
               <w:t>4</w:t>
             </w:r>
@@ -1760,12 +1833,13 @@
         </w:tc>
         <w:tc>
           <w:tcPr>
-            <w:tcW w:type="dxa" w:w="1757"/>
+            <w:tcW w:w="1780" w:type="dxa"/>
+            <w:shd w:val="clear" w:color="auto" w:fill="F0F5FB"/>
           </w:tcPr>
           <w:p>
             <w:r>
               <w:rPr>
-                <w:sz w:val="20"/>
+                <w:sz w:val="19"/>
               </w:rPr>
               <w:t>—</w:t>
             </w:r>
@@ -1773,12 +1847,13 @@
         </w:tc>
         <w:tc>
           <w:tcPr>
-            <w:tcW w:type="dxa" w:w="1757"/>
+            <w:tcW w:w="1780" w:type="dxa"/>
+            <w:shd w:val="clear" w:color="auto" w:fill="F0F5FB"/>
           </w:tcPr>
           <w:p>
             <w:r>
               <w:rPr>
-                <w:sz w:val="20"/>
+                <w:sz w:val="19"/>
               </w:rPr>
               <w:t>PARCIAL</w:t>
             </w:r>
@@ -1788,12 +1863,12 @@
       <w:tr>
         <w:tc>
           <w:tcPr>
-            <w:tcW w:type="dxa" w:w="1757"/>
+            <w:tcW w:w="1780" w:type="dxa"/>
           </w:tcPr>
           <w:p>
             <w:r>
               <w:rPr>
-                <w:sz w:val="20"/>
+                <w:sz w:val="19"/>
               </w:rPr>
               <w:t>9. Governança Necessária</w:t>
             </w:r>
@@ -1801,12 +1876,12 @@
         </w:tc>
         <w:tc>
           <w:tcPr>
-            <w:tcW w:type="dxa" w:w="1757"/>
+            <w:tcW w:w="1780" w:type="dxa"/>
           </w:tcPr>
           <w:p>
             <w:r>
               <w:rPr>
-                <w:sz w:val="20"/>
+                <w:sz w:val="19"/>
               </w:rPr>
               <w:t>5</w:t>
             </w:r>
@@ -1814,12 +1889,12 @@
         </w:tc>
         <w:tc>
           <w:tcPr>
-            <w:tcW w:type="dxa" w:w="1757"/>
+            <w:tcW w:w="1780" w:type="dxa"/>
           </w:tcPr>
           <w:p>
             <w:r>
               <w:rPr>
-                <w:sz w:val="20"/>
+                <w:sz w:val="19"/>
               </w:rPr>
               <w:t>5</w:t>
             </w:r>
@@ -1827,12 +1902,12 @@
         </w:tc>
         <w:tc>
           <w:tcPr>
-            <w:tcW w:type="dxa" w:w="1757"/>
+            <w:tcW w:w="1780" w:type="dxa"/>
           </w:tcPr>
           <w:p>
             <w:r>
               <w:rPr>
-                <w:sz w:val="20"/>
+                <w:sz w:val="19"/>
               </w:rPr>
               <w:t>—</w:t>
             </w:r>
@@ -1840,12 +1915,12 @@
         </w:tc>
         <w:tc>
           <w:tcPr>
-            <w:tcW w:type="dxa" w:w="1757"/>
+            <w:tcW w:w="1780" w:type="dxa"/>
           </w:tcPr>
           <w:p>
             <w:r>
               <w:rPr>
-                <w:sz w:val="20"/>
+                <w:sz w:val="19"/>
               </w:rPr>
               <w:t>PARCIAL</w:t>
             </w:r>
@@ -1855,12 +1930,13 @@
       <w:tr>
         <w:tc>
           <w:tcPr>
-            <w:tcW w:type="dxa" w:w="1757"/>
+            <w:tcW w:w="1780" w:type="dxa"/>
+            <w:shd w:val="clear" w:color="auto" w:fill="F0F5FB"/>
           </w:tcPr>
           <w:p>
             <w:r>
               <w:rPr>
-                <w:sz w:val="20"/>
+                <w:sz w:val="19"/>
               </w:rPr>
               <w:t>10. Impacto Regulatório/Financeiro</w:t>
             </w:r>
@@ -1868,12 +1944,13 @@
         </w:tc>
         <w:tc>
           <w:tcPr>
-            <w:tcW w:type="dxa" w:w="1757"/>
+            <w:tcW w:w="1780" w:type="dxa"/>
+            <w:shd w:val="clear" w:color="auto" w:fill="F0F5FB"/>
           </w:tcPr>
           <w:p>
             <w:r>
               <w:rPr>
-                <w:sz w:val="20"/>
+                <w:sz w:val="19"/>
               </w:rPr>
               <w:t>5</w:t>
             </w:r>
@@ -1881,12 +1958,13 @@
         </w:tc>
         <w:tc>
           <w:tcPr>
-            <w:tcW w:type="dxa" w:w="1757"/>
+            <w:tcW w:w="1780" w:type="dxa"/>
+            <w:shd w:val="clear" w:color="auto" w:fill="F0F5FB"/>
           </w:tcPr>
           <w:p>
             <w:r>
               <w:rPr>
-                <w:sz w:val="20"/>
+                <w:sz w:val="19"/>
               </w:rPr>
               <w:t>5</w:t>
             </w:r>
@@ -1894,12 +1972,13 @@
         </w:tc>
         <w:tc>
           <w:tcPr>
-            <w:tcW w:type="dxa" w:w="1757"/>
+            <w:tcW w:w="1780" w:type="dxa"/>
+            <w:shd w:val="clear" w:color="auto" w:fill="F0F5FB"/>
           </w:tcPr>
           <w:p>
             <w:r>
               <w:rPr>
-                <w:sz w:val="20"/>
+                <w:sz w:val="19"/>
               </w:rPr>
               <w:t>—</w:t>
             </w:r>
@@ -1907,12 +1986,13 @@
         </w:tc>
         <w:tc>
           <w:tcPr>
-            <w:tcW w:type="dxa" w:w="1757"/>
+            <w:tcW w:w="1780" w:type="dxa"/>
+            <w:shd w:val="clear" w:color="auto" w:fill="F0F5FB"/>
           </w:tcPr>
           <w:p>
             <w:r>
               <w:rPr>
-                <w:sz w:val="20"/>
+                <w:sz w:val="19"/>
               </w:rPr>
               <w:t>PARCIAL</w:t>
             </w:r>
@@ -1922,12 +2002,12 @@
       <w:tr>
         <w:tc>
           <w:tcPr>
-            <w:tcW w:type="dxa" w:w="1757"/>
+            <w:tcW w:w="1780" w:type="dxa"/>
           </w:tcPr>
           <w:p>
             <w:r>
               <w:rPr>
-                <w:sz w:val="20"/>
+                <w:sz w:val="19"/>
               </w:rPr>
               <w:t>TOTAL</w:t>
             </w:r>
@@ -1935,12 +2015,12 @@
         </w:tc>
         <w:tc>
           <w:tcPr>
-            <w:tcW w:type="dxa" w:w="1757"/>
+            <w:tcW w:w="1780" w:type="dxa"/>
           </w:tcPr>
           <w:p>
             <w:r>
               <w:rPr>
-                <w:sz w:val="20"/>
+                <w:sz w:val="19"/>
               </w:rPr>
               <w:t>44/100</w:t>
             </w:r>
@@ -1948,12 +2028,12 @@
         </w:tc>
         <w:tc>
           <w:tcPr>
-            <w:tcW w:type="dxa" w:w="1757"/>
+            <w:tcW w:w="1780" w:type="dxa"/>
           </w:tcPr>
           <w:p>
             <w:r>
               <w:rPr>
-                <w:sz w:val="20"/>
+                <w:sz w:val="19"/>
               </w:rPr>
               <w:t>49/100</w:t>
             </w:r>
@@ -1961,12 +2041,12 @@
         </w:tc>
         <w:tc>
           <w:tcPr>
-            <w:tcW w:type="dxa" w:w="1757"/>
+            <w:tcW w:w="1780" w:type="dxa"/>
           </w:tcPr>
           <w:p>
             <w:r>
               <w:rPr>
-                <w:sz w:val="20"/>
+                <w:sz w:val="19"/>
               </w:rPr>
               <w:t>+5</w:t>
             </w:r>
@@ -1974,12 +2054,12 @@
         </w:tc>
         <w:tc>
           <w:tcPr>
-            <w:tcW w:type="dxa" w:w="1757"/>
+            <w:tcW w:w="1780" w:type="dxa"/>
           </w:tcPr>
           <w:p>
             <w:r>
               <w:rPr>
-                <w:sz w:val="20"/>
+                <w:sz w:val="19"/>
               </w:rPr>
             </w:r>
           </w:p>
@@ -1988,9 +2068,11 @@
     </w:tbl>
     <w:p/>
     <w:p>
-      <w:r>
-        <w:t>────────────────────────────────────────────────────────────</w:t>
-      </w:r>
+      <w:pPr>
+        <w:pBdr>
+          <w:bottom w:val="single" w:sz="6" w:space="1" w:color="CCCCCC"/>
+        </w:pBdr>
+      </w:pPr>
     </w:p>
     <w:p/>
     <w:p>
@@ -2093,9 +2175,11 @@
     </w:p>
     <w:p/>
     <w:p>
-      <w:r>
-        <w:t>────────────────────────────────────────────────────────────</w:t>
-      </w:r>
+      <w:pPr>
+        <w:pBdr>
+          <w:bottom w:val="single" w:sz="6" w:space="1" w:color="CCCCCC"/>
+        </w:pBdr>
+      </w:pPr>
     </w:p>
     <w:p/>
     <w:p>
@@ -2104,8 +2188,11 @@
       </w:pPr>
       <w:r>
         <w:rPr>
-          <w:color w:val="2E74B5"/>
-          <w:sz w:val="28"/>
+          <w:rFonts w:ascii="Calibri" w:hAnsi="Calibri"/>
+          <w:b/>
+          <w:i w:val="0"/>
+          <w:color w:val="1E5296"/>
+          <w:sz w:val="25"/>
         </w:rPr>
         <w:t>Condições Bloqueantes</w:t>
       </w:r>
@@ -2205,9 +2292,11 @@
     </w:p>
     <w:p/>
     <w:p>
-      <w:r>
-        <w:t>────────────────────────────────────────────────────────────</w:t>
-      </w:r>
+      <w:pPr>
+        <w:pBdr>
+          <w:bottom w:val="single" w:sz="6" w:space="1" w:color="CCCCCC"/>
+        </w:pBdr>
+      </w:pPr>
     </w:p>
     <w:p/>
     <w:p>
@@ -2216,8 +2305,11 @@
       </w:pPr>
       <w:r>
         <w:rPr>
-          <w:color w:val="2E74B5"/>
-          <w:sz w:val="28"/>
+          <w:rFonts w:ascii="Calibri" w:hAnsi="Calibri"/>
+          <w:b/>
+          <w:i w:val="0"/>
+          <w:color w:val="1E5296"/>
+          <w:sz w:val="25"/>
         </w:rPr>
         <w:t>Condições de Avanço (para sair de EM ESPERA sem bloqueio completo)</w:t>
       </w:r>
@@ -2276,9 +2368,11 @@
     </w:p>
     <w:p/>
     <w:p>
-      <w:r>
-        <w:t>────────────────────────────────────────────────────────────</w:t>
-      </w:r>
+      <w:pPr>
+        <w:pBdr>
+          <w:bottom w:val="single" w:sz="6" w:space="1" w:color="CCCCCC"/>
+        </w:pBdr>
+      </w:pPr>
     </w:p>
     <w:p/>
     <w:p>
@@ -2287,8 +2381,11 @@
       </w:pPr>
       <w:r>
         <w:rPr>
-          <w:color w:val="2E74B5"/>
-          <w:sz w:val="28"/>
+          <w:rFonts w:ascii="Calibri" w:hAnsi="Calibri"/>
+          <w:b/>
+          <w:i w:val="0"/>
+          <w:color w:val="1E5296"/>
+          <w:sz w:val="25"/>
         </w:rPr>
         <w:t>Próximos Passos</w:t>
       </w:r>
@@ -2297,26 +2394,28 @@
     <w:tbl>
       <w:tblPr>
         <w:tblStyle w:val="TableGrid"/>
-        <w:tblW w:type="auto" w:w="0"/>
         <w:tblLook w:firstColumn="1" w:firstRow="1" w:lastColumn="0" w:lastRow="0" w:noHBand="0" w:noVBand="1" w:val="04A0"/>
+        <w:tblW w:w="8900" w:type="dxa"/>
+        <w:tblLayout w:type="fixed"/>
       </w:tblPr>
       <w:tblGrid>
-        <w:gridCol w:w="2196"/>
-        <w:gridCol w:w="2196"/>
-        <w:gridCol w:w="2196"/>
-        <w:gridCol w:w="2196"/>
+        <w:gridCol w:w="2225"/>
+        <w:gridCol w:w="2225"/>
+        <w:gridCol w:w="2225"/>
+        <w:gridCol w:w="2225"/>
       </w:tblGrid>
       <w:tr>
         <w:tc>
           <w:tcPr>
-            <w:tcW w:type="dxa" w:w="2196"/>
-            <w:shd w:val="clear" w:color="auto" w:fill="D6E4F0"/>
+            <w:tcW w:w="2225" w:type="dxa"/>
+            <w:shd w:val="clear" w:color="auto" w:fill="1A3A5C"/>
           </w:tcPr>
           <w:p>
             <w:r>
               <w:rPr>
                 <w:b/>
-                <w:sz w:val="20"/>
+                <w:color w:val="FFFFFF"/>
+                <w:sz w:val="19"/>
               </w:rPr>
               <w:t>Ação</w:t>
             </w:r>
@@ -2324,14 +2423,15 @@
         </w:tc>
         <w:tc>
           <w:tcPr>
-            <w:tcW w:type="dxa" w:w="2196"/>
-            <w:shd w:val="clear" w:color="auto" w:fill="D6E4F0"/>
+            <w:tcW w:w="2225" w:type="dxa"/>
+            <w:shd w:val="clear" w:color="auto" w:fill="1A3A5C"/>
           </w:tcPr>
           <w:p>
             <w:r>
               <w:rPr>
                 <w:b/>
-                <w:sz w:val="20"/>
+                <w:color w:val="FFFFFF"/>
+                <w:sz w:val="19"/>
               </w:rPr>
               <w:t>Responsável</w:t>
             </w:r>
@@ -2339,14 +2439,15 @@
         </w:tc>
         <w:tc>
           <w:tcPr>
-            <w:tcW w:type="dxa" w:w="2196"/>
-            <w:shd w:val="clear" w:color="auto" w:fill="D6E4F0"/>
+            <w:tcW w:w="2225" w:type="dxa"/>
+            <w:shd w:val="clear" w:color="auto" w:fill="1A3A5C"/>
           </w:tcPr>
           <w:p>
             <w:r>
               <w:rPr>
                 <w:b/>
-                <w:sz w:val="20"/>
+                <w:color w:val="FFFFFF"/>
+                <w:sz w:val="19"/>
               </w:rPr>
               <w:t>Prazo</w:t>
             </w:r>
@@ -2354,14 +2455,15 @@
         </w:tc>
         <w:tc>
           <w:tcPr>
-            <w:tcW w:type="dxa" w:w="2196"/>
-            <w:shd w:val="clear" w:color="auto" w:fill="D6E4F0"/>
+            <w:tcW w:w="2225" w:type="dxa"/>
+            <w:shd w:val="clear" w:color="auto" w:fill="1A3A5C"/>
           </w:tcPr>
           <w:p>
             <w:r>
               <w:rPr>
                 <w:b/>
-                <w:sz w:val="20"/>
+                <w:color w:val="FFFFFF"/>
+                <w:sz w:val="19"/>
               </w:rPr>
               <w:t>Fase</w:t>
             </w:r>
@@ -2371,12 +2473,12 @@
       <w:tr>
         <w:tc>
           <w:tcPr>
-            <w:tcW w:type="dxa" w:w="2196"/>
+            <w:tcW w:w="2225" w:type="dxa"/>
           </w:tcPr>
           <w:p>
             <w:r>
               <w:rPr>
-                <w:sz w:val="20"/>
+                <w:sz w:val="19"/>
               </w:rPr>
               <w:t>Levantar natureza dos ajustes técnicos vs. Div. Logística</w:t>
             </w:r>
@@ -2384,12 +2486,12 @@
         </w:tc>
         <w:tc>
           <w:tcPr>
-            <w:tcW w:type="dxa" w:w="2196"/>
+            <w:tcW w:w="2225" w:type="dxa"/>
           </w:tcPr>
           <w:p>
             <w:r>
               <w:rPr>
-                <w:sz w:val="20"/>
+                <w:sz w:val="19"/>
               </w:rPr>
               <w:t>Rafael Requisito / DTI</w:t>
             </w:r>
@@ -2397,12 +2499,12 @@
         </w:tc>
         <w:tc>
           <w:tcPr>
-            <w:tcW w:type="dxa" w:w="2196"/>
+            <w:tcW w:w="2225" w:type="dxa"/>
           </w:tcPr>
           <w:p>
             <w:r>
               <w:rPr>
-                <w:sz w:val="20"/>
+                <w:sz w:val="19"/>
               </w:rPr>
               <w:t>Step 8</w:t>
             </w:r>
@@ -2410,12 +2512,12 @@
         </w:tc>
         <w:tc>
           <w:tcPr>
-            <w:tcW w:type="dxa" w:w="2196"/>
+            <w:tcW w:w="2225" w:type="dxa"/>
           </w:tcPr>
           <w:p>
             <w:r>
               <w:rPr>
-                <w:sz w:val="20"/>
+                <w:sz w:val="19"/>
               </w:rPr>
               <w:t>Requisitos</w:t>
             </w:r>
@@ -2425,12 +2527,13 @@
       <w:tr>
         <w:tc>
           <w:tcPr>
-            <w:tcW w:type="dxa" w:w="2196"/>
+            <w:tcW w:w="2225" w:type="dxa"/>
+            <w:shd w:val="clear" w:color="auto" w:fill="F0F5FB"/>
           </w:tcPr>
           <w:p>
             <w:r>
               <w:rPr>
-                <w:sz w:val="20"/>
+                <w:sz w:val="19"/>
               </w:rPr>
               <w:t>Registrar risco de autorização Holding como risco ativo</w:t>
             </w:r>
@@ -2438,12 +2541,13 @@
         </w:tc>
         <w:tc>
           <w:tcPr>
-            <w:tcW w:type="dxa" w:w="2196"/>
+            <w:tcW w:w="2225" w:type="dxa"/>
+            <w:shd w:val="clear" w:color="auto" w:fill="F0F5FB"/>
           </w:tcPr>
           <w:p>
             <w:r>
               <w:rPr>
-                <w:sz w:val="20"/>
+                <w:sz w:val="19"/>
               </w:rPr>
               <w:t>Pedro Perigo</w:t>
             </w:r>
@@ -2451,12 +2555,13 @@
         </w:tc>
         <w:tc>
           <w:tcPr>
-            <w:tcW w:type="dxa" w:w="2196"/>
+            <w:tcW w:w="2225" w:type="dxa"/>
+            <w:shd w:val="clear" w:color="auto" w:fill="F0F5FB"/>
           </w:tcPr>
           <w:p>
             <w:r>
               <w:rPr>
-                <w:sz w:val="20"/>
+                <w:sz w:val="19"/>
               </w:rPr>
               <w:t>Step 11</w:t>
             </w:r>
@@ -2464,12 +2569,13 @@
         </w:tc>
         <w:tc>
           <w:tcPr>
-            <w:tcW w:type="dxa" w:w="2196"/>
+            <w:tcW w:w="2225" w:type="dxa"/>
+            <w:shd w:val="clear" w:color="auto" w:fill="F0F5FB"/>
           </w:tcPr>
           <w:p>
             <w:r>
               <w:rPr>
-                <w:sz w:val="20"/>
+                <w:sz w:val="19"/>
               </w:rPr>
               <w:t>Planejamento</w:t>
             </w:r>
@@ -2479,12 +2585,12 @@
       <w:tr>
         <w:tc>
           <w:tcPr>
-            <w:tcW w:type="dxa" w:w="2196"/>
+            <w:tcW w:w="2225" w:type="dxa"/>
           </w:tcPr>
           <w:p>
             <w:r>
               <w:rPr>
-                <w:sz w:val="20"/>
+                <w:sz w:val="19"/>
               </w:rPr>
               <w:t>Identificar sponsor Diretor+ ou escalada da aprovação</w:t>
             </w:r>
@@ -2492,12 +2598,12 @@
         </w:tc>
         <w:tc>
           <w:tcPr>
-            <w:tcW w:type="dxa" w:w="2196"/>
+            <w:tcW w:w="2225" w:type="dxa"/>
           </w:tcPr>
           <w:p>
             <w:r>
               <w:rPr>
-                <w:sz w:val="20"/>
+                <w:sz w:val="19"/>
               </w:rPr>
               <w:t>Noemia / Gladston</w:t>
             </w:r>
@@ -2505,12 +2611,12 @@
         </w:tc>
         <w:tc>
           <w:tcPr>
-            <w:tcW w:type="dxa" w:w="2196"/>
+            <w:tcW w:w="2225" w:type="dxa"/>
           </w:tcPr>
           <w:p>
             <w:r>
               <w:rPr>
-                <w:sz w:val="20"/>
+                <w:sz w:val="19"/>
               </w:rPr>
               <w:t>Antes do kick-off</w:t>
             </w:r>
@@ -2518,12 +2624,12 @@
         </w:tc>
         <w:tc>
           <w:tcPr>
-            <w:tcW w:type="dxa" w:w="2196"/>
+            <w:tcW w:w="2225" w:type="dxa"/>
           </w:tcPr>
           <w:p>
             <w:r>
               <w:rPr>
-                <w:sz w:val="20"/>
+                <w:sz w:val="19"/>
               </w:rPr>
               <w:t>Iniciação</w:t>
             </w:r>
@@ -2533,12 +2639,13 @@
       <w:tr>
         <w:tc>
           <w:tcPr>
-            <w:tcW w:type="dxa" w:w="2196"/>
+            <w:tcW w:w="2225" w:type="dxa"/>
+            <w:shd w:val="clear" w:color="auto" w:fill="F0F5FB"/>
           </w:tcPr>
           <w:p>
             <w:r>
               <w:rPr>
-                <w:sz w:val="20"/>
+                <w:sz w:val="19"/>
               </w:rPr>
               <w:t>Formalizar custo e obter autorização Holding (re-autorização)</w:t>
             </w:r>
@@ -2546,12 +2653,13 @@
         </w:tc>
         <w:tc>
           <w:tcPr>
-            <w:tcW w:type="dxa" w:w="2196"/>
+            <w:tcW w:w="2225" w:type="dxa"/>
+            <w:shd w:val="clear" w:color="auto" w:fill="F0F5FB"/>
           </w:tcPr>
           <w:p>
             <w:r>
               <w:rPr>
-                <w:sz w:val="20"/>
+                <w:sz w:val="19"/>
               </w:rPr>
               <w:t>Noemia → Walace Bacelar</w:t>
             </w:r>
@@ -2559,12 +2667,13 @@
         </w:tc>
         <w:tc>
           <w:tcPr>
-            <w:tcW w:type="dxa" w:w="2196"/>
+            <w:tcW w:w="2225" w:type="dxa"/>
+            <w:shd w:val="clear" w:color="auto" w:fill="F0F5FB"/>
           </w:tcPr>
           <w:p>
             <w:r>
               <w:rPr>
-                <w:sz w:val="20"/>
+                <w:sz w:val="19"/>
               </w:rPr>
               <w:t>Antes do kick-off</w:t>
             </w:r>
@@ -2572,12 +2681,13 @@
         </w:tc>
         <w:tc>
           <w:tcPr>
-            <w:tcW w:type="dxa" w:w="2196"/>
+            <w:tcW w:w="2225" w:type="dxa"/>
+            <w:shd w:val="clear" w:color="auto" w:fill="F0F5FB"/>
           </w:tcPr>
           <w:p>
             <w:r>
               <w:rPr>
-                <w:sz w:val="20"/>
+                <w:sz w:val="19"/>
               </w:rPr>
               <w:t>Gate de Kick-off</w:t>
             </w:r>
@@ -2587,12 +2697,12 @@
       <w:tr>
         <w:tc>
           <w:tcPr>
-            <w:tcW w:type="dxa" w:w="2196"/>
+            <w:tcW w:w="2225" w:type="dxa"/>
           </w:tcPr>
           <w:p>
             <w:r>
               <w:rPr>
-                <w:sz w:val="20"/>
+                <w:sz w:val="19"/>
               </w:rPr>
               <w:t>Requalificação final (se CB-2 mudar classificação)</w:t>
             </w:r>
@@ -2600,12 +2710,12 @@
         </w:tc>
         <w:tc>
           <w:tcPr>
-            <w:tcW w:type="dxa" w:w="2196"/>
+            <w:tcW w:w="2225" w:type="dxa"/>
           </w:tcPr>
           <w:p>
             <w:r>
               <w:rPr>
-                <w:sz w:val="20"/>
+                <w:sz w:val="19"/>
               </w:rPr>
               <w:t>Felipe Filtro</w:t>
             </w:r>
@@ -2613,12 +2723,12 @@
         </w:tc>
         <w:tc>
           <w:tcPr>
-            <w:tcW w:type="dxa" w:w="2196"/>
+            <w:tcW w:w="2225" w:type="dxa"/>
           </w:tcPr>
           <w:p>
             <w:r>
               <w:rPr>
-                <w:sz w:val="20"/>
+                <w:sz w:val="19"/>
               </w:rPr>
               <w:t>Após Step 8</w:t>
             </w:r>
@@ -2626,12 +2736,12 @@
         </w:tc>
         <w:tc>
           <w:tcPr>
-            <w:tcW w:type="dxa" w:w="2196"/>
+            <w:tcW w:w="2225" w:type="dxa"/>
           </w:tcPr>
           <w:p>
             <w:r>
               <w:rPr>
-                <w:sz w:val="20"/>
+                <w:sz w:val="19"/>
               </w:rPr>
               <w:t>Qualificação</w:t>
             </w:r>
@@ -2642,7 +2752,7 @@
     <w:p/>
     <w:sectPr>
       <w:pgSz w:w="12240" w:h="15840"/>
-      <w:pgMar w:top="1440" w:right="1728" w:bottom="1440" w:left="1728" w:header="720" w:footer="720" w:gutter="0"/>
+      <w:pgMar w:top="1417" w:right="1417" w:bottom="1417" w:left="1587" w:header="720" w:footer="720" w:gutter="0"/>
       <w:cols w:space="720"/>
       <w:docGrid w:linePitch="360"/>
     </w:sectPr>
@@ -3015,7 +3125,7 @@
     <w:rsid w:val="00FC693F"/>
     <w:rPr>
       <w:rFonts w:ascii="Calibri" w:hAnsi="Calibri"/>
-      <w:sz w:val="22"/>
+      <w:sz w:val="21"/>
     </w:rPr>
   </w:style>
   <w:style w:type="paragraph" w:styleId="Header">
